--- a/policies/aec/Incident-Response-Plan-AEC.docx
+++ b/policies/aec/Incident-Response-Plan-AEC.docx
@@ -129,40 +129,64 @@
         <w:t>Most AEC firms don't have a dedicated security team. That's fine — but you still need a plan. When an incident happens, you don't have time to figure out who does what. This plan gives you that structure.</w:t>
       </w:r>
     </w:p>
+    <w:tbl>
+      <w:tblPr>
+        <w:jc w:val="center"/>
+        <w:tblLook w:firstColumn="1" w:firstRow="1" w:lastColumn="0" w:lastRow="0" w:noHBand="0" w:noVBand="1" w:val="04A0"/>
+        <w:tblW w:w="9360" w:type="dxa"/>
+      </w:tblPr>
+      <w:tblGrid>
+        <w:gridCol w:w="9360"/>
+      </w:tblGrid>
+      <w:tr>
+        <w:tc>
+          <w:tcPr>
+            <w:tcW w:type="dxa" w:w="9360"/>
+            <w:shd w:fill="FFF3E0" w:val="clear"/>
+            <w:tcBorders>
+              <w:left w:val="single" w:sz="24" w:space="0" w:color="E65100"/>
+              <w:top w:val="single" w:sz="4" w:space="0" w:color="FFF3E0"/>
+              <w:bottom w:val="single" w:sz="4" w:space="0" w:color="FFF3E0"/>
+              <w:right w:val="single" w:sz="4" w:space="0" w:color="FFF3E0"/>
+            </w:tcBorders>
+          </w:tcPr>
+          <w:p>
+            <w:pPr>
+              <w:spacing w:before="80" w:after="120"/>
+            </w:pPr>
+            <w:r>
+              <w:rPr>
+                <w:rFonts w:ascii="Arial" w:hAnsi="Arial"/>
+                <w:b/>
+                <w:i w:val="0"/>
+                <w:color w:val="E65100"/>
+                <w:sz w:val="21"/>
+              </w:rPr>
+              <w:t>Important</w:t>
+            </w:r>
+          </w:p>
+          <w:p>
+            <w:pPr>
+              <w:spacing w:before="40" w:after="40"/>
+            </w:pPr>
+            <w:r>
+              <w:rPr>
+                <w:rFonts w:ascii="Arial" w:hAnsi="Arial"/>
+                <w:b w:val="0"/>
+                <w:i w:val="0"/>
+                <w:color w:val="333333"/>
+                <w:sz w:val="20"/>
+              </w:rPr>
+              <w:t>This is a starting framework. Every firm should customize it for their specific environment, insurance requirements, and legal obligations. Have your legal counsel and insurance broker review this plan before adopting it.</w:t>
+            </w:r>
+          </w:p>
+        </w:tc>
+      </w:tr>
+    </w:tbl>
     <w:p>
       <w:pPr>
-        <w:spacing w:before="120" w:after="120"/>
-        <w:ind w:left="360"/>
-      </w:pPr>
-      <w:r>
-        <w:rPr>
-          <w:rFonts w:ascii="Arial" w:hAnsi="Arial"/>
-          <w:b w:val="0"/>
-          <w:i/>
-          <w:color w:val="666666"/>
-          <w:sz w:val="20"/>
-        </w:rPr>
-      </w:r>
-      <w:r>
-        <w:rPr>
-          <w:rFonts w:ascii="Arial" w:hAnsi="Arial"/>
-          <w:b/>
-          <w:i w:val="0"/>
-          <w:color w:val="666666"/>
-          <w:sz w:val="20"/>
-        </w:rPr>
-        <w:t>Important:</w:t>
-      </w:r>
-      <w:r>
-        <w:rPr>
-          <w:rFonts w:ascii="Arial" w:hAnsi="Arial"/>
-          <w:b w:val="0"/>
-          <w:i/>
-          <w:color w:val="666666"/>
-          <w:sz w:val="20"/>
-        </w:rPr>
-        <w:t xml:space="preserve"> This is a starting framework. Every firm should customize it for their specific environment, insurance requirements, and legal obligations. Have your legal counsel and insurance broker review this plan before adopting it.</w:t>
-      </w:r>
+        <w:spacing w:before="40" w:after="40"/>
+      </w:pPr>
     </w:p>
     <w:p>
       <w:pPr>
@@ -1335,40 +1359,64 @@
         <w:spacing w:before="40" w:after="40"/>
       </w:pPr>
     </w:p>
+    <w:tbl>
+      <w:tblPr>
+        <w:jc w:val="center"/>
+        <w:tblLook w:firstColumn="1" w:firstRow="1" w:lastColumn="0" w:lastRow="0" w:noHBand="0" w:noVBand="1" w:val="04A0"/>
+        <w:tblW w:w="9360" w:type="dxa"/>
+      </w:tblPr>
+      <w:tblGrid>
+        <w:gridCol w:w="9360"/>
+      </w:tblGrid>
+      <w:tr>
+        <w:tc>
+          <w:tcPr>
+            <w:tcW w:type="dxa" w:w="9360"/>
+            <w:shd w:fill="E8F4E8" w:val="clear"/>
+            <w:tcBorders>
+              <w:left w:val="single" w:sz="24" w:space="0" w:color="2E7D32"/>
+              <w:top w:val="single" w:sz="4" w:space="0" w:color="E8F4E8"/>
+              <w:bottom w:val="single" w:sz="4" w:space="0" w:color="E8F4E8"/>
+              <w:right w:val="single" w:sz="4" w:space="0" w:color="E8F4E8"/>
+            </w:tcBorders>
+          </w:tcPr>
+          <w:p>
+            <w:pPr>
+              <w:spacing w:before="80" w:after="120"/>
+            </w:pPr>
+            <w:r>
+              <w:rPr>
+                <w:rFonts w:ascii="Arial" w:hAnsi="Arial"/>
+                <w:b/>
+                <w:i w:val="0"/>
+                <w:color w:val="2E7D32"/>
+                <w:sz w:val="21"/>
+              </w:rPr>
+              <w:t>Firm administrators</w:t>
+            </w:r>
+          </w:p>
+          <w:p>
+            <w:pPr>
+              <w:spacing w:before="40" w:after="40"/>
+            </w:pPr>
+            <w:r>
+              <w:rPr>
+                <w:rFonts w:ascii="Arial" w:hAnsi="Arial"/>
+                <w:b w:val="0"/>
+                <w:i w:val="0"/>
+                <w:color w:val="333333"/>
+                <w:sz w:val="20"/>
+              </w:rPr>
+              <w:t>Fill in this table now. The single most important thing you can do to prepare for an incident is have these contacts ready. When you're in the middle of a ransomware attack at 2 AM, you don't want to be searching for your insurance broker's phone number.</w:t>
+            </w:r>
+          </w:p>
+        </w:tc>
+      </w:tr>
+    </w:tbl>
     <w:p>
       <w:pPr>
-        <w:spacing w:before="120" w:after="120"/>
-        <w:ind w:left="360"/>
-      </w:pPr>
-      <w:r>
-        <w:rPr>
-          <w:rFonts w:ascii="Arial" w:hAnsi="Arial"/>
-          <w:b w:val="0"/>
-          <w:i/>
-          <w:color w:val="666666"/>
-          <w:sz w:val="20"/>
-        </w:rPr>
-      </w:r>
-      <w:r>
-        <w:rPr>
-          <w:rFonts w:ascii="Arial" w:hAnsi="Arial"/>
-          <w:b/>
-          <w:i w:val="0"/>
-          <w:color w:val="666666"/>
-          <w:sz w:val="20"/>
-        </w:rPr>
-        <w:t>Firms:</w:t>
-      </w:r>
-      <w:r>
-        <w:rPr>
-          <w:rFonts w:ascii="Arial" w:hAnsi="Arial"/>
-          <w:b w:val="0"/>
-          <w:i/>
-          <w:color w:val="666666"/>
-          <w:sz w:val="20"/>
-        </w:rPr>
-        <w:t xml:space="preserve"> Fill in this table now. The single most important thing you can do to prepare for an incident is have these contacts ready. When you're in the middle of a ransomware attack at 2 AM, you don't want to be searching for your insurance broker's phone number.</w:t>
-      </w:r>
+        <w:spacing w:before="40" w:after="40"/>
+      </w:pPr>
     </w:p>
     <w:p>
       <w:pPr>
@@ -3186,107 +3234,157 @@
         <w:t>Most states have laws requiring notification when personal information is breached. Requirements vary by state — notification timelines, what qualifies as "personal information," and who must be notified (individuals, state AG, credit bureaus).</w:t>
       </w:r>
     </w:p>
+    <w:tbl>
+      <w:tblPr>
+        <w:jc w:val="center"/>
+        <w:tblLook w:firstColumn="1" w:firstRow="1" w:lastColumn="0" w:lastRow="0" w:noHBand="0" w:noVBand="1" w:val="04A0"/>
+        <w:tblW w:w="9360" w:type="dxa"/>
+      </w:tblPr>
+      <w:tblGrid>
+        <w:gridCol w:w="9360"/>
+      </w:tblGrid>
+      <w:tr>
+        <w:tc>
+          <w:tcPr>
+            <w:tcW w:type="dxa" w:w="9360"/>
+            <w:shd w:fill="E8F4E8" w:val="clear"/>
+            <w:tcBorders>
+              <w:left w:val="single" w:sz="24" w:space="0" w:color="2E7D32"/>
+              <w:top w:val="single" w:sz="4" w:space="0" w:color="E8F4E8"/>
+              <w:bottom w:val="single" w:sz="4" w:space="0" w:color="E8F4E8"/>
+              <w:right w:val="single" w:sz="4" w:space="0" w:color="E8F4E8"/>
+            </w:tcBorders>
+          </w:tcPr>
+          <w:p>
+            <w:pPr>
+              <w:spacing w:before="80" w:after="120"/>
+            </w:pPr>
+            <w:r>
+              <w:rPr>
+                <w:rFonts w:ascii="Arial" w:hAnsi="Arial"/>
+                <w:b/>
+                <w:i w:val="0"/>
+                <w:color w:val="2E7D32"/>
+                <w:sz w:val="21"/>
+              </w:rPr>
+              <w:t>Firm administrators</w:t>
+            </w:r>
+          </w:p>
+          <w:p>
+            <w:pPr>
+              <w:spacing w:before="40" w:after="40"/>
+            </w:pPr>
+            <w:r>
+              <w:rPr>
+                <w:rFonts w:ascii="Arial" w:hAnsi="Arial"/>
+                <w:b w:val="0"/>
+                <w:i w:val="0"/>
+                <w:color w:val="333333"/>
+                <w:sz w:val="20"/>
+              </w:rPr>
+              <w:t>Identify the states where you operate and where your clients are located. Map out the breach notification requirements for each. Common requirements include:</w:t>
+            </w:r>
+          </w:p>
+          <w:p>
+            <w:pPr>
+              <w:spacing w:before="40" w:after="40"/>
+              <w:ind w:left="360" w:hanging="216"/>
+            </w:pPr>
+            <w:r>
+              <w:rPr>
+                <w:rFonts w:ascii="Arial" w:hAnsi="Arial"/>
+                <w:b w:val="0"/>
+                <w:i w:val="0"/>
+                <w:color w:val="333333"/>
+                <w:sz w:val="20"/>
+              </w:rPr>
+              <w:t xml:space="preserve">• </w:t>
+            </w:r>
+            <w:r>
+              <w:rPr>
+                <w:rFonts w:ascii="Arial" w:hAnsi="Arial"/>
+                <w:b w:val="0"/>
+                <w:i w:val="0"/>
+                <w:color w:val="333333"/>
+                <w:sz w:val="20"/>
+              </w:rPr>
+              <w:t>Notification to affected individuals within 30-60 days (varies by state)</w:t>
+            </w:r>
+          </w:p>
+          <w:p>
+            <w:pPr>
+              <w:spacing w:before="40" w:after="40"/>
+              <w:ind w:left="360" w:hanging="216"/>
+            </w:pPr>
+            <w:r>
+              <w:rPr>
+                <w:rFonts w:ascii="Arial" w:hAnsi="Arial"/>
+                <w:b w:val="0"/>
+                <w:i w:val="0"/>
+                <w:color w:val="333333"/>
+                <w:sz w:val="20"/>
+              </w:rPr>
+              <w:t xml:space="preserve">• </w:t>
+            </w:r>
+            <w:r>
+              <w:rPr>
+                <w:rFonts w:ascii="Arial" w:hAnsi="Arial"/>
+                <w:b w:val="0"/>
+                <w:i w:val="0"/>
+                <w:color w:val="333333"/>
+                <w:sz w:val="20"/>
+              </w:rPr>
+              <w:t>Notification to the state attorney general if the breach exceeds a certain number of records</w:t>
+            </w:r>
+          </w:p>
+          <w:p>
+            <w:pPr>
+              <w:spacing w:before="40" w:after="40"/>
+              <w:ind w:left="360" w:hanging="216"/>
+            </w:pPr>
+            <w:r>
+              <w:rPr>
+                <w:rFonts w:ascii="Arial" w:hAnsi="Arial"/>
+                <w:b w:val="0"/>
+                <w:i w:val="0"/>
+                <w:color w:val="333333"/>
+                <w:sz w:val="20"/>
+              </w:rPr>
+              <w:t xml:space="preserve">• </w:t>
+            </w:r>
+            <w:r>
+              <w:rPr>
+                <w:rFonts w:ascii="Arial" w:hAnsi="Arial"/>
+                <w:b w:val="0"/>
+                <w:i w:val="0"/>
+                <w:color w:val="333333"/>
+                <w:sz w:val="20"/>
+              </w:rPr>
+              <w:t>Specific content requirements for notification letters</w:t>
+            </w:r>
+          </w:p>
+          <w:p>
+            <w:pPr>
+              <w:spacing w:before="40" w:after="40"/>
+            </w:pPr>
+            <w:r>
+              <w:rPr>
+                <w:rFonts w:ascii="Arial" w:hAnsi="Arial"/>
+                <w:b w:val="0"/>
+                <w:i w:val="0"/>
+                <w:color w:val="333333"/>
+                <w:sz w:val="20"/>
+              </w:rPr>
+              <w:t>Your legal counsel and cyber insurance carrier should help you navigate this. Don't try to figure out multi-state notification requirements during an active incident — map them out in advance.</w:t>
+            </w:r>
+          </w:p>
+        </w:tc>
+      </w:tr>
+    </w:tbl>
     <w:p>
       <w:pPr>
-        <w:spacing w:before="80" w:after="80"/>
-        <w:ind w:left="360"/>
-      </w:pPr>
-      <w:r>
-        <w:rPr>
-          <w:rFonts w:ascii="Arial" w:hAnsi="Arial"/>
-          <w:b w:val="0"/>
-          <w:i/>
-          <w:color w:val="666666"/>
-          <w:sz w:val="20"/>
-        </w:rPr>
-      </w:r>
-      <w:r>
-        <w:rPr>
-          <w:rFonts w:ascii="Arial" w:hAnsi="Arial"/>
-          <w:b/>
-          <w:i w:val="0"/>
-          <w:color w:val="666666"/>
-          <w:sz w:val="20"/>
-        </w:rPr>
-        <w:t>Firms:</w:t>
-      </w:r>
-      <w:r>
-        <w:rPr>
-          <w:rFonts w:ascii="Arial" w:hAnsi="Arial"/>
-          <w:b w:val="0"/>
-          <w:i/>
-          <w:color w:val="666666"/>
-          <w:sz w:val="20"/>
-        </w:rPr>
-        <w:t xml:space="preserve"> Identify the states where you operate and where your clients are located. Map out the breach notification requirements for each. Common requirements include:</w:t>
-      </w:r>
-    </w:p>
-    <w:p>
-      <w:pPr>
-        <w:pStyle w:val="ListBullet"/>
         <w:spacing w:before="40" w:after="40"/>
-        <w:ind w:left="1080"/>
-      </w:pPr>
-      <w:r>
-        <w:rPr>
-          <w:rFonts w:ascii="Arial" w:hAnsi="Arial"/>
-          <w:b w:val="0"/>
-          <w:i/>
-          <w:color w:val="666666"/>
-          <w:sz w:val="20"/>
-        </w:rPr>
-        <w:t>Notification to affected individuals within 30-60 days (varies by state)</w:t>
-      </w:r>
-    </w:p>
-    <w:p>
-      <w:pPr>
-        <w:pStyle w:val="ListBullet"/>
-        <w:spacing w:before="40" w:after="40"/>
-        <w:ind w:left="1080"/>
-      </w:pPr>
-      <w:r>
-        <w:rPr>
-          <w:rFonts w:ascii="Arial" w:hAnsi="Arial"/>
-          <w:b w:val="0"/>
-          <w:i/>
-          <w:color w:val="666666"/>
-          <w:sz w:val="20"/>
-        </w:rPr>
-        <w:t>Notification to the state attorney general if the breach exceeds a certain number of records</w:t>
-      </w:r>
-    </w:p>
-    <w:p>
-      <w:pPr>
-        <w:pStyle w:val="ListBullet"/>
-        <w:spacing w:before="40" w:after="40"/>
-        <w:ind w:left="1080"/>
-      </w:pPr>
-      <w:r>
-        <w:rPr>
-          <w:rFonts w:ascii="Arial" w:hAnsi="Arial"/>
-          <w:b w:val="0"/>
-          <w:i/>
-          <w:color w:val="666666"/>
-          <w:sz w:val="20"/>
-        </w:rPr>
-        <w:t>Specific content requirements for notification letters</w:t>
-      </w:r>
-    </w:p>
-    <w:p>
-      <w:pPr>
-        <w:spacing w:before="80" w:after="80"/>
-        <w:ind w:left="360"/>
-      </w:pPr>
-      <w:r>
-        <w:rPr>
-          <w:rFonts w:ascii="Arial" w:hAnsi="Arial"/>
-          <w:b w:val="0"/>
-          <w:i/>
-          <w:color w:val="666666"/>
-          <w:sz w:val="20"/>
-        </w:rPr>
-        <w:t>Your legal counsel and cyber insurance carrier should help you navigate this. Don't try to figure out multi-state notification requirements during an active incident — map them out in advance.</w:t>
-      </w:r>
+      </w:pPr>
     </w:p>
     <w:p>
       <w:pPr>
@@ -3529,40 +3627,64 @@
         <w:t xml:space="preserve"> How far back can you restore?</w:t>
       </w:r>
     </w:p>
+    <w:tbl>
+      <w:tblPr>
+        <w:jc w:val="center"/>
+        <w:tblLook w:firstColumn="1" w:firstRow="1" w:lastColumn="0" w:lastRow="0" w:noHBand="0" w:noVBand="1" w:val="04A0"/>
+        <w:tblW w:w="9360" w:type="dxa"/>
+      </w:tblPr>
+      <w:tblGrid>
+        <w:gridCol w:w="9360"/>
+      </w:tblGrid>
+      <w:tr>
+        <w:tc>
+          <w:tcPr>
+            <w:tcW w:type="dxa" w:w="9360"/>
+            <w:shd w:fill="E8F4E8" w:val="clear"/>
+            <w:tcBorders>
+              <w:left w:val="single" w:sz="24" w:space="0" w:color="2E7D32"/>
+              <w:top w:val="single" w:sz="4" w:space="0" w:color="E8F4E8"/>
+              <w:bottom w:val="single" w:sz="4" w:space="0" w:color="E8F4E8"/>
+              <w:right w:val="single" w:sz="4" w:space="0" w:color="E8F4E8"/>
+            </w:tcBorders>
+          </w:tcPr>
+          <w:p>
+            <w:pPr>
+              <w:spacing w:before="80" w:after="120"/>
+            </w:pPr>
+            <w:r>
+              <w:rPr>
+                <w:rFonts w:ascii="Arial" w:hAnsi="Arial"/>
+                <w:b/>
+                <w:i w:val="0"/>
+                <w:color w:val="2E7D32"/>
+                <w:sz w:val="21"/>
+              </w:rPr>
+              <w:t>Firm administrators</w:t>
+            </w:r>
+          </w:p>
+          <w:p>
+            <w:pPr>
+              <w:spacing w:before="40" w:after="40"/>
+            </w:pPr>
+            <w:r>
+              <w:rPr>
+                <w:rFonts w:ascii="Arial" w:hAnsi="Arial"/>
+                <w:b w:val="0"/>
+                <w:i w:val="0"/>
+                <w:color w:val="333333"/>
+                <w:sz w:val="20"/>
+              </w:rPr>
+              <w:t>If you haven't tested restoring from backup in the last 6 months, schedule a test. Many firms discover their backups don't actually work only when they need them.</w:t>
+            </w:r>
+          </w:p>
+        </w:tc>
+      </w:tr>
+    </w:tbl>
     <w:p>
       <w:pPr>
-        <w:spacing w:before="120" w:after="120"/>
-        <w:ind w:left="360"/>
-      </w:pPr>
-      <w:r>
-        <w:rPr>
-          <w:rFonts w:ascii="Arial" w:hAnsi="Arial"/>
-          <w:b w:val="0"/>
-          <w:i/>
-          <w:color w:val="666666"/>
-          <w:sz w:val="20"/>
-        </w:rPr>
-      </w:r>
-      <w:r>
-        <w:rPr>
-          <w:rFonts w:ascii="Arial" w:hAnsi="Arial"/>
-          <w:b/>
-          <w:i w:val="0"/>
-          <w:color w:val="666666"/>
-          <w:sz w:val="20"/>
-        </w:rPr>
-        <w:t>Firms:</w:t>
-      </w:r>
-      <w:r>
-        <w:rPr>
-          <w:rFonts w:ascii="Arial" w:hAnsi="Arial"/>
-          <w:b w:val="0"/>
-          <w:i/>
-          <w:color w:val="666666"/>
-          <w:sz w:val="20"/>
-        </w:rPr>
-        <w:t xml:space="preserve"> If you haven't tested restoring from backup in the last 6 months, schedule a test. Many firms discover their backups don't actually work only when they need them.</w:t>
-      </w:r>
+        <w:spacing w:before="40" w:after="40"/>
+      </w:pPr>
     </w:p>
     <w:p>
       <w:pPr>

--- a/policies/aec/Incident-Response-Plan-AEC.docx
+++ b/policies/aec/Incident-Response-Plan-AEC.docx
@@ -399,7 +399,7 @@
         <w:pStyle w:val="Heading3"/>
       </w:pPr>
       <w:r>
-        <w:t>3.1 — Core Roles</w:t>
+        <w:t>3.1 Core Roles</w:t>
       </w:r>
     </w:p>
     <w:tbl>
@@ -714,7 +714,7 @@
         <w:pStyle w:val="Heading3"/>
       </w:pPr>
       <w:r>
-        <w:t>3.2 — External Contacts</w:t>
+        <w:t>3.2 External Contacts</w:t>
       </w:r>
     </w:p>
     <w:p>
@@ -1454,7 +1454,7 @@
         <w:pStyle w:val="Heading3"/>
       </w:pPr>
       <w:r>
-        <w:t>Severity 1 — Critical</w:t>
+        <w:t>Severity 1 Critical</w:t>
       </w:r>
     </w:p>
     <w:p>
@@ -1526,7 +1526,7 @@
         <w:pStyle w:val="Heading3"/>
       </w:pPr>
       <w:r>
-        <w:t>Severity 2 — High</w:t>
+        <w:t>Severity 2 High</w:t>
       </w:r>
     </w:p>
     <w:p>
@@ -1598,7 +1598,7 @@
         <w:pStyle w:val="Heading3"/>
       </w:pPr>
       <w:r>
-        <w:t>Severity 3 — Medium</w:t>
+        <w:t>Severity 3 Medium</w:t>
       </w:r>
     </w:p>
     <w:p>
@@ -1670,7 +1670,7 @@
         <w:pStyle w:val="Heading3"/>
       </w:pPr>
       <w:r>
-        <w:t>Severity 4 — Low</w:t>
+        <w:t>Severity 4 Low</w:t>
       </w:r>
     </w:p>
     <w:p>
@@ -1758,7 +1758,7 @@
         <w:pStyle w:val="Heading3"/>
       </w:pPr>
       <w:r>
-        <w:t>Phase 1 — Detection and Reporting</w:t>
+        <w:t>Phase 1 Detection and Reporting</w:t>
       </w:r>
     </w:p>
     <w:p>
@@ -1981,7 +1981,7 @@
         <w:pStyle w:val="Heading3"/>
       </w:pPr>
       <w:r>
-        <w:t>Phase 2 — Assessment and Classification</w:t>
+        <w:t>Phase 2 Assessment and Classification</w:t>
       </w:r>
     </w:p>
     <w:p>
@@ -2160,7 +2160,7 @@
         <w:pStyle w:val="Heading3"/>
       </w:pPr>
       <w:r>
-        <w:t>Phase 3 — Containment</w:t>
+        <w:t>Phase 3 Containment</w:t>
       </w:r>
     </w:p>
     <w:p>
@@ -2393,7 +2393,7 @@
         <w:pStyle w:val="Heading3"/>
       </w:pPr>
       <w:r>
-        <w:t>Phase 4 — Eradication</w:t>
+        <w:t>Phase 4 Eradication</w:t>
       </w:r>
     </w:p>
     <w:p>
@@ -2496,7 +2496,7 @@
         <w:pStyle w:val="Heading3"/>
       </w:pPr>
       <w:r>
-        <w:t>Phase 5 — Recovery</w:t>
+        <w:t>Phase 5 Recovery</w:t>
       </w:r>
     </w:p>
     <w:p>
@@ -2599,7 +2599,7 @@
         <w:pStyle w:val="Heading3"/>
       </w:pPr>
       <w:r>
-        <w:t>Phase 6 — Post-Incident Review</w:t>
+        <w:t>Phase 6 Post-Incident Review</w:t>
       </w:r>
     </w:p>
     <w:p>
